--- a/러시아 인권변호사/7부/7부_3화_비상대권의_유혹.docx
+++ b/러시아 인권변호사/7부/7부_3화_비상대권의_유혹.docx
@@ -484,6 +484,85 @@
     </w:p>
     <w:p>
       <w:pPr>
+        <w:spacing w:before="0" w:after="110" w:line="300" w:lineRule="auto"/>
+      </w:pPr>
+      <w:r>
+        <w:rPr>
+          <w:rFonts w:ascii="Times New Roman" w:hAnsi="Times New Roman" w:eastAsia="Malgun Gothic"/>
+          <w:b/>
+          <w:i w:val="0"/>
+          <w:sz w:val="22"/>
+        </w:rPr>
+        <w:t xml:space="preserve">Катя: </w:t>
+      </w:r>
+      <w:r>
+        <w:rPr>
+          <w:rFonts w:ascii="Times New Roman" w:hAnsi="Times New Roman" w:eastAsia="Malgun Gothic"/>
+          <w:b w:val="0"/>
+          <w:i/>
+          <w:color w:val="555555"/>
+          <w:sz w:val="22"/>
+        </w:rPr>
+        <w:t>(когда дверь закрылась)</w:t>
+      </w:r>
+      <w:r>
+        <w:rPr>
+          <w:rFonts w:ascii="Times New Roman" w:hAnsi="Times New Roman" w:eastAsia="Malgun Gothic"/>
+          <w:b w:val="0"/>
+          <w:i w:val="0"/>
+          <w:sz w:val="22"/>
+        </w:rPr>
+        <w:t xml:space="preserve"> Он всегда так уходит?</w:t>
+      </w:r>
+    </w:p>
+    <w:p>
+      <w:pPr>
+        <w:spacing w:before="0" w:after="110" w:line="300" w:lineRule="auto"/>
+      </w:pPr>
+      <w:r>
+        <w:rPr>
+          <w:rFonts w:ascii="Times New Roman" w:hAnsi="Times New Roman" w:eastAsia="Malgun Gothic"/>
+          <w:b/>
+          <w:i w:val="0"/>
+          <w:sz w:val="22"/>
+        </w:rPr>
+        <w:t xml:space="preserve">Гребенщиков: </w:t>
+      </w:r>
+      <w:r>
+        <w:rPr>
+          <w:rFonts w:ascii="Times New Roman" w:hAnsi="Times New Roman" w:eastAsia="Malgun Gothic"/>
+          <w:b w:val="0"/>
+          <w:i w:val="0"/>
+          <w:sz w:val="22"/>
+        </w:rPr>
+        <w:t>Только когда уверен, что последнее слово осталось за ним, Екатерина Ивановна.</w:t>
+      </w:r>
+    </w:p>
+    <w:p>
+      <w:pPr>
+        <w:spacing w:before="0" w:after="110" w:line="300" w:lineRule="auto"/>
+      </w:pPr>
+      <w:r>
+        <w:rPr>
+          <w:rFonts w:ascii="Times New Roman" w:hAnsi="Times New Roman" w:eastAsia="Malgun Gothic"/>
+          <w:b/>
+          <w:i w:val="0"/>
+          <w:sz w:val="22"/>
+        </w:rPr>
+        <w:t xml:space="preserve">Лёша: </w:t>
+      </w:r>
+      <w:r>
+        <w:rPr>
+          <w:rFonts w:ascii="Times New Roman" w:hAnsi="Times New Roman" w:eastAsia="Malgun Gothic"/>
+          <w:b w:val="0"/>
+          <w:i w:val="0"/>
+          <w:sz w:val="22"/>
+        </w:rPr>
+        <w:t>Последнее слово будет за парламентом. Или за мной. Но не за закрытой дверью.</w:t>
+      </w:r>
+    </w:p>
+    <w:p>
+      <w:pPr>
         <w:keepNext/>
         <w:spacing w:before="320" w:after="140"/>
       </w:pPr>
@@ -610,7 +689,7 @@
           <w:i w:val="0"/>
           <w:sz w:val="22"/>
         </w:rPr>
-        <w:t>Знаю, что не намеренно. Но спросите себя — если бы Крылов или Захарченко предложили нечто подобное пять лет назад, вы бы сразу узнали в этом угрозу. Почему сейчас труднее узнать её в собственном кабинете?</w:t>
+        <w:t>Знаю, что не намеренно. Но спросите себя — если бы Крылов или Захарченко предложили нечто подобное при старой власти, вы бы сразу узнали в этом угрозу. Почему сейчас труднее узнать её в собственном кабинете?</w:t>
       </w:r>
     </w:p>
     <w:p>
@@ -907,6 +986,108 @@
           <w:sz w:val="22"/>
         </w:rPr>
         <w:t>Тогда я буду здесь, чтобы сказать вам это прямо в лицо, как говорю сейчас. Обещаю не молчать, что бы ни случилось.</w:t>
+      </w:r>
+    </w:p>
+    <w:p>
+      <w:pPr>
+        <w:spacing w:before="0" w:after="110" w:line="300" w:lineRule="auto"/>
+      </w:pPr>
+      <w:r>
+        <w:rPr>
+          <w:rFonts w:ascii="Times New Roman" w:hAnsi="Times New Roman" w:eastAsia="Malgun Gothic"/>
+          <w:b/>
+          <w:i w:val="0"/>
+          <w:sz w:val="22"/>
+        </w:rPr>
+        <w:t xml:space="preserve">Лёша: </w:t>
+      </w:r>
+      <w:r>
+        <w:rPr>
+          <w:rFonts w:ascii="Times New Roman" w:hAnsi="Times New Roman" w:eastAsia="Malgun Gothic"/>
+          <w:b w:val="0"/>
+          <w:i w:val="0"/>
+          <w:sz w:val="22"/>
+        </w:rPr>
+        <w:t>Вы понимаете, что говорите это человеку, который может вас уволить?</w:t>
+      </w:r>
+    </w:p>
+    <w:p>
+      <w:pPr>
+        <w:spacing w:before="0" w:after="110" w:line="300" w:lineRule="auto"/>
+      </w:pPr>
+      <w:r>
+        <w:rPr>
+          <w:rFonts w:ascii="Times New Roman" w:hAnsi="Times New Roman" w:eastAsia="Malgun Gothic"/>
+          <w:b/>
+          <w:i w:val="0"/>
+          <w:sz w:val="22"/>
+        </w:rPr>
+        <w:t xml:space="preserve">Ирина: </w:t>
+      </w:r>
+      <w:r>
+        <w:rPr>
+          <w:rFonts w:ascii="Times New Roman" w:hAnsi="Times New Roman" w:eastAsia="Malgun Gothic"/>
+          <w:b w:val="0"/>
+          <w:i w:val="0"/>
+          <w:sz w:val="22"/>
+        </w:rPr>
+        <w:t>Понимаю. Поэтому и говорю сейчас, пока вам этого ещё не хочется.</w:t>
+      </w:r>
+    </w:p>
+    <w:p>
+      <w:pPr>
+        <w:spacing w:before="0" w:after="110" w:line="300" w:lineRule="auto"/>
+      </w:pPr>
+      <w:r>
+        <w:rPr>
+          <w:rFonts w:ascii="Times New Roman" w:hAnsi="Times New Roman" w:eastAsia="Malgun Gothic"/>
+          <w:b/>
+          <w:i w:val="0"/>
+          <w:sz w:val="22"/>
+        </w:rPr>
+        <w:t xml:space="preserve">Лёша: </w:t>
+      </w:r>
+      <w:r>
+        <w:rPr>
+          <w:rFonts w:ascii="Times New Roman" w:hAnsi="Times New Roman" w:eastAsia="Malgun Gothic"/>
+          <w:b w:val="0"/>
+          <w:i/>
+          <w:color w:val="555555"/>
+          <w:sz w:val="22"/>
+        </w:rPr>
+        <w:t>(невольно улыбается)</w:t>
+      </w:r>
+      <w:r>
+        <w:rPr>
+          <w:rFonts w:ascii="Times New Roman" w:hAnsi="Times New Roman" w:eastAsia="Malgun Gothic"/>
+          <w:b w:val="0"/>
+          <w:i w:val="0"/>
+          <w:sz w:val="22"/>
+        </w:rPr>
+        <w:t xml:space="preserve"> Вы неисправимы, Ирина.</w:t>
+      </w:r>
+    </w:p>
+    <w:p>
+      <w:pPr>
+        <w:spacing w:before="0" w:after="110" w:line="300" w:lineRule="auto"/>
+      </w:pPr>
+      <w:r>
+        <w:rPr>
+          <w:rFonts w:ascii="Times New Roman" w:hAnsi="Times New Roman" w:eastAsia="Malgun Gothic"/>
+          <w:b/>
+          <w:i w:val="0"/>
+          <w:sz w:val="22"/>
+        </w:rPr>
+        <w:t xml:space="preserve">Ирина: </w:t>
+      </w:r>
+      <w:r>
+        <w:rPr>
+          <w:rFonts w:ascii="Times New Roman" w:hAnsi="Times New Roman" w:eastAsia="Malgun Gothic"/>
+          <w:b w:val="0"/>
+          <w:i w:val="0"/>
+          <w:sz w:val="22"/>
+        </w:rPr>
+        <w:t>Это единственное, в чём я уверена в себе на сто процентов.</w:t>
       </w:r>
     </w:p>
     <w:p>
@@ -1060,7 +1241,7 @@
           <w:i w:val="0"/>
           <w:sz w:val="22"/>
         </w:rPr>
-        <w:t>Оба варианта имеют смысл. Мне нужно решение, которое защитит страну, не разрушив то, что мы строили пять лет.</w:t>
+        <w:t>Оба варианта имеют смысл. Мне нужно решение, которое защитит страну, не разрушив то, что мы строили эти два года.</w:t>
       </w:r>
     </w:p>
     <w:p>
@@ -1268,6 +1449,121 @@
           <w:i w:val="0"/>
           <w:sz w:val="22"/>
         </w:rPr>
+        <w:t xml:space="preserve">Лёша: </w:t>
+      </w:r>
+      <w:r>
+        <w:rPr>
+          <w:rFonts w:ascii="Times New Roman" w:hAnsi="Times New Roman" w:eastAsia="Malgun Gothic"/>
+          <w:b w:val="0"/>
+          <w:i w:val="0"/>
+          <w:sz w:val="22"/>
+        </w:rPr>
+        <w:t>Хватит, оба. Павел Дмитриевич, сколько времени нужно, чтобы подготовить ваш список конкретных мер?</w:t>
+      </w:r>
+    </w:p>
+    <w:p>
+      <w:pPr>
+        <w:spacing w:before="0" w:after="110" w:line="300" w:lineRule="auto"/>
+      </w:pPr>
+      <w:r>
+        <w:rPr>
+          <w:rFonts w:ascii="Times New Roman" w:hAnsi="Times New Roman" w:eastAsia="Malgun Gothic"/>
+          <w:b/>
+          <w:i w:val="0"/>
+          <w:sz w:val="22"/>
+        </w:rPr>
+        <w:t xml:space="preserve">Гуркин: </w:t>
+      </w:r>
+      <w:r>
+        <w:rPr>
+          <w:rFonts w:ascii="Times New Roman" w:hAnsi="Times New Roman" w:eastAsia="Malgun Gothic"/>
+          <w:b w:val="0"/>
+          <w:i w:val="0"/>
+          <w:sz w:val="22"/>
+        </w:rPr>
+        <w:t>Неделя, если работать с юристами Ирины Олеговны. Две — если без них.</w:t>
+      </w:r>
+    </w:p>
+    <w:p>
+      <w:pPr>
+        <w:spacing w:before="0" w:after="110" w:line="300" w:lineRule="auto"/>
+      </w:pPr>
+      <w:r>
+        <w:rPr>
+          <w:rFonts w:ascii="Times New Roman" w:hAnsi="Times New Roman" w:eastAsia="Malgun Gothic"/>
+          <w:b/>
+          <w:i w:val="0"/>
+          <w:sz w:val="22"/>
+        </w:rPr>
+        <w:t xml:space="preserve">Радищев: </w:t>
+      </w:r>
+      <w:r>
+        <w:rPr>
+          <w:rFonts w:ascii="Times New Roman" w:hAnsi="Times New Roman" w:eastAsia="Malgun Gothic"/>
+          <w:b w:val="0"/>
+          <w:i w:val="0"/>
+          <w:sz w:val="22"/>
+        </w:rPr>
+        <w:t>Неделя — это семь дней, когда противник знает, что у нас связаны руки.</w:t>
+      </w:r>
+    </w:p>
+    <w:p>
+      <w:pPr>
+        <w:spacing w:before="0" w:after="110" w:line="300" w:lineRule="auto"/>
+      </w:pPr>
+      <w:r>
+        <w:rPr>
+          <w:rFonts w:ascii="Times New Roman" w:hAnsi="Times New Roman" w:eastAsia="Malgun Gothic"/>
+          <w:b/>
+          <w:i w:val="0"/>
+          <w:sz w:val="22"/>
+        </w:rPr>
+        <w:t xml:space="preserve">Гуркин: </w:t>
+      </w:r>
+      <w:r>
+        <w:rPr>
+          <w:rFonts w:ascii="Times New Roman" w:hAnsi="Times New Roman" w:eastAsia="Malgun Gothic"/>
+          <w:b w:val="0"/>
+          <w:i w:val="0"/>
+          <w:sz w:val="22"/>
+        </w:rPr>
+        <w:t>Руки у нас не связаны, Борис Игоревич. Главнокомандующий может защищать границу уже сейчас, по действующему закону. Речь не о руках, а о подписи под указами.</w:t>
+      </w:r>
+    </w:p>
+    <w:p>
+      <w:pPr>
+        <w:spacing w:before="0" w:after="110" w:line="300" w:lineRule="auto"/>
+      </w:pPr>
+      <w:r>
+        <w:rPr>
+          <w:rFonts w:ascii="Times New Roman" w:hAnsi="Times New Roman" w:eastAsia="Malgun Gothic"/>
+          <w:b/>
+          <w:i w:val="0"/>
+          <w:sz w:val="22"/>
+        </w:rPr>
+        <w:t xml:space="preserve">Лёша: </w:t>
+      </w:r>
+      <w:r>
+        <w:rPr>
+          <w:rFonts w:ascii="Times New Roman" w:hAnsi="Times New Roman" w:eastAsia="Malgun Gothic"/>
+          <w:b w:val="0"/>
+          <w:i w:val="0"/>
+          <w:sz w:val="22"/>
+        </w:rPr>
+        <w:t>Готовьте список, Павел Дмитриевич. Параллельно с моим решением, а не вместо него.</w:t>
+      </w:r>
+    </w:p>
+    <w:p>
+      <w:pPr>
+        <w:spacing w:before="0" w:after="110" w:line="300" w:lineRule="auto"/>
+      </w:pPr>
+      <w:r>
+        <w:rPr>
+          <w:rFonts w:ascii="Times New Roman" w:hAnsi="Times New Roman" w:eastAsia="Malgun Gothic"/>
+          <w:b/>
+          <w:i w:val="0"/>
+          <w:sz w:val="22"/>
+        </w:rPr>
         <w:t xml:space="preserve">Кирилл: </w:t>
       </w:r>
       <w:r>
@@ -1541,6 +1837,98 @@
           <w:sz w:val="22"/>
         </w:rPr>
         <w:t>У всех есть личный интерес в сохранении институтов, Кирилл. Просто не все это осознают вовремя.</w:t>
+      </w:r>
+    </w:p>
+    <w:p>
+      <w:pPr>
+        <w:spacing w:before="0" w:after="110" w:line="300" w:lineRule="auto"/>
+      </w:pPr>
+      <w:r>
+        <w:rPr>
+          <w:rFonts w:ascii="Times New Roman" w:hAnsi="Times New Roman" w:eastAsia="Malgun Gothic"/>
+          <w:b/>
+          <w:i w:val="0"/>
+          <w:sz w:val="22"/>
+        </w:rPr>
+        <w:t xml:space="preserve">Кирилл: </w:t>
+      </w:r>
+      <w:r>
+        <w:rPr>
+          <w:rFonts w:ascii="Times New Roman" w:hAnsi="Times New Roman" w:eastAsia="Malgun Gothic"/>
+          <w:b w:val="0"/>
+          <w:i w:val="0"/>
+          <w:sz w:val="22"/>
+        </w:rPr>
+        <w:t>Изольда Тимофеевна сказала бы, что голубки опять философствуют, вместо того чтобы считать.</w:t>
+      </w:r>
+    </w:p>
+    <w:p>
+      <w:pPr>
+        <w:spacing w:before="0" w:after="110" w:line="300" w:lineRule="auto"/>
+      </w:pPr>
+      <w:r>
+        <w:rPr>
+          <w:rFonts w:ascii="Times New Roman" w:hAnsi="Times New Roman" w:eastAsia="Malgun Gothic"/>
+          <w:b/>
+          <w:i w:val="0"/>
+          <w:sz w:val="22"/>
+        </w:rPr>
+        <w:t xml:space="preserve">Настя: </w:t>
+      </w:r>
+      <w:r>
+        <w:rPr>
+          <w:rFonts w:ascii="Times New Roman" w:hAnsi="Times New Roman" w:eastAsia="Malgun Gothic"/>
+          <w:b w:val="0"/>
+          <w:i w:val="0"/>
+          <w:sz w:val="22"/>
+        </w:rPr>
+        <w:t>А потом сама бы посчитала, сколько указов с силой закона можно издать за полгода, и положила бы цифру президенту на стол.</w:t>
+      </w:r>
+    </w:p>
+    <w:p>
+      <w:pPr>
+        <w:spacing w:before="0" w:after="110" w:line="300" w:lineRule="auto"/>
+      </w:pPr>
+      <w:r>
+        <w:rPr>
+          <w:rFonts w:ascii="Times New Roman" w:hAnsi="Times New Roman" w:eastAsia="Malgun Gothic"/>
+          <w:b/>
+          <w:i w:val="0"/>
+          <w:sz w:val="22"/>
+        </w:rPr>
+        <w:t xml:space="preserve">Кирилл: </w:t>
+      </w:r>
+      <w:r>
+        <w:rPr>
+          <w:rFonts w:ascii="Times New Roman" w:hAnsi="Times New Roman" w:eastAsia="Malgun Gothic"/>
+          <w:b w:val="0"/>
+          <w:i w:val="0"/>
+          <w:sz w:val="22"/>
+        </w:rPr>
+        <w:t>Так давай посчитаем. Сколько раз вводились «временные» меры — и сколько из них действительно отменили в срок.</w:t>
+      </w:r>
+    </w:p>
+    <w:p>
+      <w:pPr>
+        <w:spacing w:before="0" w:after="110" w:line="300" w:lineRule="auto"/>
+      </w:pPr>
+      <w:r>
+        <w:rPr>
+          <w:rFonts w:ascii="Times New Roman" w:hAnsi="Times New Roman" w:eastAsia="Malgun Gothic"/>
+          <w:b/>
+          <w:i w:val="0"/>
+          <w:sz w:val="22"/>
+        </w:rPr>
+        <w:t xml:space="preserve">Настя: </w:t>
+      </w:r>
+      <w:r>
+        <w:rPr>
+          <w:rFonts w:ascii="Times New Roman" w:hAnsi="Times New Roman" w:eastAsia="Malgun Gothic"/>
+          <w:b w:val="0"/>
+          <w:i w:val="0"/>
+          <w:sz w:val="22"/>
+        </w:rPr>
+        <w:t>К утру будет таблица. Отправлю Ирине Олеговне.</w:t>
       </w:r>
     </w:p>
     <w:p>
@@ -1801,6 +2189,121 @@
     </w:p>
     <w:p>
       <w:pPr>
+        <w:spacing w:before="0" w:after="110" w:line="300" w:lineRule="auto"/>
+      </w:pPr>
+      <w:r>
+        <w:rPr>
+          <w:rFonts w:ascii="Times New Roman" w:hAnsi="Times New Roman" w:eastAsia="Malgun Gothic"/>
+          <w:b/>
+          <w:i w:val="0"/>
+          <w:sz w:val="22"/>
+        </w:rPr>
+        <w:t xml:space="preserve">Гребенщиков: </w:t>
+      </w:r>
+      <w:r>
+        <w:rPr>
+          <w:rFonts w:ascii="Times New Roman" w:hAnsi="Times New Roman" w:eastAsia="Malgun Gothic"/>
+          <w:b w:val="0"/>
+          <w:i w:val="0"/>
+          <w:sz w:val="22"/>
+        </w:rPr>
+        <w:t>Тогда позвольте совет — не как стратега, а как человека, который слишком давно в политике.</w:t>
+      </w:r>
+    </w:p>
+    <w:p>
+      <w:pPr>
+        <w:spacing w:before="0" w:after="110" w:line="300" w:lineRule="auto"/>
+      </w:pPr>
+      <w:r>
+        <w:rPr>
+          <w:rFonts w:ascii="Times New Roman" w:hAnsi="Times New Roman" w:eastAsia="Malgun Gothic"/>
+          <w:b/>
+          <w:i w:val="0"/>
+          <w:sz w:val="22"/>
+        </w:rPr>
+        <w:t xml:space="preserve">Лёша: </w:t>
+      </w:r>
+      <w:r>
+        <w:rPr>
+          <w:rFonts w:ascii="Times New Roman" w:hAnsi="Times New Roman" w:eastAsia="Malgun Gothic"/>
+          <w:b w:val="0"/>
+          <w:i w:val="0"/>
+          <w:sz w:val="22"/>
+        </w:rPr>
+        <w:t>Прошу.</w:t>
+      </w:r>
+    </w:p>
+    <w:p>
+      <w:pPr>
+        <w:spacing w:before="0" w:after="110" w:line="300" w:lineRule="auto"/>
+      </w:pPr>
+      <w:r>
+        <w:rPr>
+          <w:rFonts w:ascii="Times New Roman" w:hAnsi="Times New Roman" w:eastAsia="Malgun Gothic"/>
+          <w:b/>
+          <w:i w:val="0"/>
+          <w:sz w:val="22"/>
+        </w:rPr>
+        <w:t xml:space="preserve">Гребенщиков: </w:t>
+      </w:r>
+      <w:r>
+        <w:rPr>
+          <w:rFonts w:ascii="Times New Roman" w:hAnsi="Times New Roman" w:eastAsia="Malgun Gothic"/>
+          <w:b w:val="0"/>
+          <w:i w:val="0"/>
+          <w:sz w:val="22"/>
+        </w:rPr>
+        <w:t>Не решайте ночью. Все плохие законы, которые я видел, подписывали ночью — когда страшно и кажется, что утро не наступит.</w:t>
+      </w:r>
+    </w:p>
+    <w:p>
+      <w:pPr>
+        <w:spacing w:before="0" w:after="110" w:line="300" w:lineRule="auto"/>
+      </w:pPr>
+      <w:r>
+        <w:rPr>
+          <w:rFonts w:ascii="Times New Roman" w:hAnsi="Times New Roman" w:eastAsia="Malgun Gothic"/>
+          <w:b/>
+          <w:i w:val="0"/>
+          <w:sz w:val="22"/>
+        </w:rPr>
+        <w:t xml:space="preserve">Лёша: </w:t>
+      </w:r>
+      <w:r>
+        <w:rPr>
+          <w:rFonts w:ascii="Times New Roman" w:hAnsi="Times New Roman" w:eastAsia="Malgun Gothic"/>
+          <w:b w:val="0"/>
+          <w:i w:val="0"/>
+          <w:sz w:val="22"/>
+        </w:rPr>
+        <w:t>А если ночь — единственное время, когда я могу подумать без звонков?</w:t>
+      </w:r>
+    </w:p>
+    <w:p>
+      <w:pPr>
+        <w:spacing w:before="0" w:after="110" w:line="300" w:lineRule="auto"/>
+      </w:pPr>
+      <w:r>
+        <w:rPr>
+          <w:rFonts w:ascii="Times New Roman" w:hAnsi="Times New Roman" w:eastAsia="Malgun Gothic"/>
+          <w:b/>
+          <w:i w:val="0"/>
+          <w:sz w:val="22"/>
+        </w:rPr>
+        <w:t xml:space="preserve">Гребенщиков: </w:t>
+      </w:r>
+      <w:r>
+        <w:rPr>
+          <w:rFonts w:ascii="Times New Roman" w:hAnsi="Times New Roman" w:eastAsia="Malgun Gothic"/>
+          <w:b w:val="0"/>
+          <w:i w:val="0"/>
+          <w:sz w:val="22"/>
+        </w:rPr>
+        <w:t>Тогда думайте ночью. А подписывайте утром.</w:t>
+      </w:r>
+    </w:p>
+    <w:p>
+      <w:pPr>
         <w:keepNext/>
         <w:spacing w:before="320" w:after="140"/>
       </w:pPr>
@@ -2356,7 +2859,53 @@
           <w:i w:val="0"/>
           <w:sz w:val="22"/>
         </w:rPr>
-        <w:t xml:space="preserve">Радищев: </w:t>
+        <w:t xml:space="preserve">Лёша: </w:t>
+      </w:r>
+      <w:r>
+        <w:rPr>
+          <w:rFonts w:ascii="Times New Roman" w:hAnsi="Times New Roman" w:eastAsia="Malgun Gothic"/>
+          <w:b w:val="0"/>
+          <w:i w:val="0"/>
+          <w:sz w:val="22"/>
+        </w:rPr>
+        <w:t>Анатолий Викторович сегодня сказал мне: думайте ночью, подписывайте утром.</w:t>
+      </w:r>
+    </w:p>
+    <w:p>
+      <w:pPr>
+        <w:spacing w:before="0" w:after="110" w:line="300" w:lineRule="auto"/>
+      </w:pPr>
+      <w:r>
+        <w:rPr>
+          <w:rFonts w:ascii="Times New Roman" w:hAnsi="Times New Roman" w:eastAsia="Malgun Gothic"/>
+          <w:b/>
+          <w:i w:val="0"/>
+          <w:sz w:val="22"/>
+        </w:rPr>
+        <w:t xml:space="preserve">Ирина: </w:t>
+      </w:r>
+      <w:r>
+        <w:rPr>
+          <w:rFonts w:ascii="Times New Roman" w:hAnsi="Times New Roman" w:eastAsia="Malgun Gothic"/>
+          <w:b w:val="0"/>
+          <w:i w:val="0"/>
+          <w:sz w:val="22"/>
+        </w:rPr>
+        <w:t>Мудрый совет. Особенно от человека, который сам любит звонить в два часа ночи.</w:t>
+      </w:r>
+    </w:p>
+    <w:p>
+      <w:pPr>
+        <w:spacing w:before="0" w:after="110" w:line="300" w:lineRule="auto"/>
+      </w:pPr>
+      <w:r>
+        <w:rPr>
+          <w:rFonts w:ascii="Times New Roman" w:hAnsi="Times New Roman" w:eastAsia="Malgun Gothic"/>
+          <w:b/>
+          <w:i w:val="0"/>
+          <w:sz w:val="22"/>
+        </w:rPr>
+        <w:t xml:space="preserve">Лёша: </w:t>
       </w:r>
       <w:r>
         <w:rPr>
@@ -2366,7 +2915,7 @@
           <w:color w:val="555555"/>
           <w:sz w:val="22"/>
         </w:rPr>
-        <w:t>(на следующий день)</w:t>
+        <w:t>(усмехается)</w:t>
       </w:r>
       <w:r>
         <w:rPr>
@@ -2375,30 +2924,7 @@
           <w:i w:val="0"/>
           <w:sz w:val="22"/>
         </w:rPr>
-        <w:t xml:space="preserve"> Алексей Николаевич, парламентская фракция ждёт вашего решения по законопроекту.</w:t>
-      </w:r>
-    </w:p>
-    <w:p>
-      <w:pPr>
-        <w:spacing w:before="0" w:after="110" w:line="300" w:lineRule="auto"/>
-      </w:pPr>
-      <w:r>
-        <w:rPr>
-          <w:rFonts w:ascii="Times New Roman" w:hAnsi="Times New Roman" w:eastAsia="Malgun Gothic"/>
-          <w:b/>
-          <w:i w:val="0"/>
-          <w:sz w:val="22"/>
-        </w:rPr>
-        <w:t xml:space="preserve">Лёша: </w:t>
-      </w:r>
-      <w:r>
-        <w:rPr>
-          <w:rFonts w:ascii="Times New Roman" w:hAnsi="Times New Roman" w:eastAsia="Malgun Gothic"/>
-          <w:b w:val="0"/>
-          <w:i w:val="0"/>
-          <w:sz w:val="22"/>
-        </w:rPr>
-        <w:t>Передайте — я отклоняю его в нынешнем виде. Подготовим альтернативу вместе с Гуркиным и Ириной Олеговной — ограниченные, конкретные полномочия, заранее утверждённые парламентом, с реальным контролем, не карт-бланш.</w:t>
+        <w:t xml:space="preserve"> Я ему передам.</w:t>
       </w:r>
     </w:p>
     <w:p>
@@ -2422,7 +2948,7 @@
           <w:color w:val="555555"/>
           <w:sz w:val="22"/>
         </w:rPr>
-        <w:t>(недовольно)</w:t>
+        <w:t>(на следующий день)</w:t>
       </w:r>
       <w:r>
         <w:rPr>
@@ -2431,7 +2957,7 @@
           <w:i w:val="0"/>
           <w:sz w:val="22"/>
         </w:rPr>
-        <w:t xml:space="preserve"> Как скажете, Алексей Николаевич. Хотя рискуете временем, которого может не быть.</w:t>
+        <w:t xml:space="preserve"> Алексей Николаевич, парламентская фракция ждёт вашего решения по законопроекту.</w:t>
       </w:r>
     </w:p>
     <w:p>
@@ -2454,7 +2980,142 @@
           <w:i w:val="0"/>
           <w:sz w:val="22"/>
         </w:rPr>
+        <w:t>Передайте — я отклоняю его в нынешнем виде. Подготовим альтернативу вместе с Гуркиным и Ириной Олеговной — ограниченные, конкретные полномочия, заранее утверждённые парламентом, с реальным контролем, не карт-бланш.</w:t>
+      </w:r>
+    </w:p>
+    <w:p>
+      <w:pPr>
+        <w:spacing w:before="0" w:after="110" w:line="300" w:lineRule="auto"/>
+      </w:pPr>
+      <w:r>
+        <w:rPr>
+          <w:rFonts w:ascii="Times New Roman" w:hAnsi="Times New Roman" w:eastAsia="Malgun Gothic"/>
+          <w:b/>
+          <w:i w:val="0"/>
+          <w:sz w:val="22"/>
+        </w:rPr>
+        <w:t xml:space="preserve">Радищев: </w:t>
+      </w:r>
+      <w:r>
+        <w:rPr>
+          <w:rFonts w:ascii="Times New Roman" w:hAnsi="Times New Roman" w:eastAsia="Malgun Gothic"/>
+          <w:b w:val="0"/>
+          <w:i/>
+          <w:color w:val="555555"/>
+          <w:sz w:val="22"/>
+        </w:rPr>
+        <w:t>(недовольно)</w:t>
+      </w:r>
+      <w:r>
+        <w:rPr>
+          <w:rFonts w:ascii="Times New Roman" w:hAnsi="Times New Roman" w:eastAsia="Malgun Gothic"/>
+          <w:b w:val="0"/>
+          <w:i w:val="0"/>
+          <w:sz w:val="22"/>
+        </w:rPr>
+        <w:t xml:space="preserve"> Как скажете, Алексей Николаевич. Хотя рискуете временем, которого может не быть.</w:t>
+      </w:r>
+    </w:p>
+    <w:p>
+      <w:pPr>
+        <w:spacing w:before="0" w:after="110" w:line="300" w:lineRule="auto"/>
+      </w:pPr>
+      <w:r>
+        <w:rPr>
+          <w:rFonts w:ascii="Times New Roman" w:hAnsi="Times New Roman" w:eastAsia="Malgun Gothic"/>
+          <w:b/>
+          <w:i w:val="0"/>
+          <w:sz w:val="22"/>
+        </w:rPr>
+        <w:t xml:space="preserve">Лёша: </w:t>
+      </w:r>
+      <w:r>
+        <w:rPr>
+          <w:rFonts w:ascii="Times New Roman" w:hAnsi="Times New Roman" w:eastAsia="Malgun Gothic"/>
+          <w:b w:val="0"/>
+          <w:i w:val="0"/>
+          <w:sz w:val="22"/>
+        </w:rPr>
         <w:t>Рискую. Но не принципами.</w:t>
+      </w:r>
+    </w:p>
+    <w:p>
+      <w:pPr>
+        <w:spacing w:before="0" w:after="110" w:line="300" w:lineRule="auto"/>
+      </w:pPr>
+      <w:r>
+        <w:rPr>
+          <w:rFonts w:ascii="Times New Roman" w:hAnsi="Times New Roman" w:eastAsia="Malgun Gothic"/>
+          <w:b/>
+          <w:i w:val="0"/>
+          <w:sz w:val="22"/>
+        </w:rPr>
+        <w:t xml:space="preserve">Радищев: </w:t>
+      </w:r>
+      <w:r>
+        <w:rPr>
+          <w:rFonts w:ascii="Times New Roman" w:hAnsi="Times New Roman" w:eastAsia="Malgun Gothic"/>
+          <w:b w:val="0"/>
+          <w:i w:val="0"/>
+          <w:sz w:val="22"/>
+        </w:rPr>
+        <w:t>Принципы не остановят керсонскую бригаду, Алексей Николаевич.</w:t>
+      </w:r>
+    </w:p>
+    <w:p>
+      <w:pPr>
+        <w:spacing w:before="0" w:after="110" w:line="300" w:lineRule="auto"/>
+      </w:pPr>
+      <w:r>
+        <w:rPr>
+          <w:rFonts w:ascii="Times New Roman" w:hAnsi="Times New Roman" w:eastAsia="Malgun Gothic"/>
+          <w:b/>
+          <w:i w:val="0"/>
+          <w:sz w:val="22"/>
+        </w:rPr>
+        <w:t xml:space="preserve">Лёша: </w:t>
+      </w:r>
+      <w:r>
+        <w:rPr>
+          <w:rFonts w:ascii="Times New Roman" w:hAnsi="Times New Roman" w:eastAsia="Malgun Gothic"/>
+          <w:b w:val="0"/>
+          <w:i w:val="0"/>
+          <w:sz w:val="22"/>
+        </w:rPr>
+        <w:t>Бригаду остановит армия, Борис Игоревич. Ваша армия, по действующему закону. А принципы остановят нас самих — от того, о чём мы потом пожалеем.</w:t>
+      </w:r>
+    </w:p>
+    <w:p>
+      <w:pPr>
+        <w:spacing w:before="0" w:after="110" w:line="300" w:lineRule="auto"/>
+      </w:pPr>
+      <w:r>
+        <w:rPr>
+          <w:rFonts w:ascii="Times New Roman" w:hAnsi="Times New Roman" w:eastAsia="Malgun Gothic"/>
+          <w:b/>
+          <w:i w:val="0"/>
+          <w:sz w:val="22"/>
+        </w:rPr>
+        <w:t xml:space="preserve">Радищев: </w:t>
+      </w:r>
+      <w:r>
+        <w:rPr>
+          <w:rFonts w:ascii="Times New Roman" w:hAnsi="Times New Roman" w:eastAsia="Malgun Gothic"/>
+          <w:b w:val="0"/>
+          <w:i/>
+          <w:color w:val="555555"/>
+          <w:sz w:val="22"/>
+        </w:rPr>
+        <w:t>(помолчав)</w:t>
+      </w:r>
+      <w:r>
+        <w:rPr>
+          <w:rFonts w:ascii="Times New Roman" w:hAnsi="Times New Roman" w:eastAsia="Malgun Gothic"/>
+          <w:b w:val="0"/>
+          <w:i w:val="0"/>
+          <w:sz w:val="22"/>
+        </w:rPr>
+        <w:t xml:space="preserve"> Подготовлю замечания к альтернативе. Раз уж она будет.</w:t>
       </w:r>
     </w:p>
     <w:p>

--- a/러시아 인권변호사/7부/7부_3화_비상대권의_유혹.docx
+++ b/러시아 인권변호사/7부/7부_3화_비상대권의_유혹.docx
@@ -36,7 +36,7 @@
           <w:i w:val="0"/>
           <w:sz w:val="22"/>
         </w:rPr>
-        <w:t>알렉세이 “료샤” 오를로프(대통령) / 이리나 올레고브나 마르첸코(대통령 최측근 참모) / 카탸 리시나(일정·전략 총괄) / 아나톨리 빅토로비치 그레벤시코프(정치 전략가) / 보리스 이고레비치 라디셰프(국방장관) / 파벨 드미트리예비치 구르킨(국가보안기관장) / 키릴 안드레예비치(국가재정투명성청장) / 아나스타시야(나스탸) 드미트리예브나(국가재정투명성청 공동 책임자)</w:t>
+        <w:t>알렉세이 “료샤” 오를로프(대통령) / 이리나 올레고브나 마르첸코(대통령 최측근 참모) / 카탸 리시나(일정·전략 총괄) / 아나톨리 빅토로비치 그레벤시코프(정치 전략가) / 보리스 이고레비치 라디셰프(국방장관) / 로디온 드미트리예비치 구르킨(국가보안기관장) / 키릴 안드레예비치(국가재정투명성청장) / 아나스타시야(나스탸) 드미트리예브나(국가재정투명성청 공동 책임자)</w:t>
       </w:r>
     </w:p>
     <w:p>
@@ -1087,7 +1087,7 @@
           <w:i w:val="0"/>
           <w:sz w:val="22"/>
         </w:rPr>
-        <w:t>Это единственное, в чём я уверена в себе на сто процентов.</w:t>
+        <w:t>Это единственное, в чём я уверена на сто процентов.</w:t>
       </w:r>
     </w:p>
     <w:p>
@@ -1172,7 +1172,7 @@
           <w:i w:val="0"/>
           <w:sz w:val="22"/>
         </w:rPr>
-        <w:t>А что вы предлагаете взамен, Павел Дмитриевич? Ждать, пока парламент неделями обсуждает каждое решение, пока противник накапливает силы?</w:t>
+        <w:t>А что вы предлагаете взамен, Родион Дмитриевич? Ждать, пока парламент неделями обсуждает каждое решение, пока противник накапливает силы?</w:t>
       </w:r>
     </w:p>
     <w:p>
@@ -1356,7 +1356,7 @@
           <w:i w:val="0"/>
           <w:sz w:val="22"/>
         </w:rPr>
-        <w:t>Красивые слова для человека в погонах, Павел Дмитриевич.</w:t>
+        <w:t>Красивые слова для человека в погонах, Родион Дмитриевич.</w:t>
       </w:r>
     </w:p>
     <w:p>
@@ -1458,7 +1458,7 @@
           <w:i w:val="0"/>
           <w:sz w:val="22"/>
         </w:rPr>
-        <w:t>Хватит, оба. Павел Дмитриевич, сколько времени нужно, чтобы подготовить ваш список конкретных мер?</w:t>
+        <w:t>Хватит, оба. Родион Дмитриевич, сколько времени нужно, чтобы подготовить ваш список конкретных мер?</w:t>
       </w:r>
     </w:p>
     <w:p>
@@ -1550,7 +1550,7 @@
           <w:i w:val="0"/>
           <w:sz w:val="22"/>
         </w:rPr>
-        <w:t>Готовьте список, Павел Дмитриевич. Параллельно с моим решением, а не вместо него.</w:t>
+        <w:t>Готовьте список, Родион Дмитриевич. Параллельно с моим решением, а не вместо него.</w:t>
       </w:r>
     </w:p>
     <w:p>

--- a/러시아 인권변호사/7부/7부_3화_비상대권의_유혹.docx
+++ b/러시아 인권변호사/7부/7부_3화_비상대권의_유혹.docx
@@ -3312,7 +3312,7 @@
           <w:i w:val="0"/>
           <w:sz w:val="22"/>
         </w:rPr>
-        <w:t xml:space="preserve"> — 료샤가 심야 독백(장면 5)에서 법안을 앞에 두고 읊는 첫 구절. 권력이 주는 "요란한 권리"보다 양심의 자유가 귀하다는 선언으로, 비상대권의 유혹을 밀어내는 근거가 된다.</w:t>
+        <w:t xml:space="preserve"> — 한국어 해설: 료샤가 심야 독백(장면 5)에서 법안을 앞에 두고 읊는 첫 구절. 권력이 주는 "요란한 권리"보다 양심의 자유가 귀하다는 선언으로, 비상대권의 유혹을 밀어내는 근거가 된다.</w:t>
       </w:r>
     </w:p>
     <w:p>
@@ -3335,7 +3335,7 @@
           <w:i w:val="0"/>
           <w:sz w:val="22"/>
         </w:rPr>
-        <w:t xml:space="preserve"> — 같은 시의 결말부. 료샤는 이를 "자기 자신의 권력 앞에서도 양심을 굽히지 않는 것"으로 읽는다 (장면 5). (원문 독백에 섞여 있던 「Арион」의 "Я гимны прежние пою"는 다른 시이므로 삭제.)</w:t>
+        <w:t xml:space="preserve"> — 한국어 해설: 같은 시의 결말부. 료샤는 이를 "자기 자신의 권력 앞에서도 양심을 굽히지 않는 것"으로 읽는다 (장면 5).</w:t>
       </w:r>
     </w:p>
     <w:p>

--- a/러시아 인권변호사/7부/7부_3화_비상대권의_유혹.docx
+++ b/러시아 인권변호사/7부/7부_3화_비상대권의_유혹.docx
@@ -848,6 +848,144 @@
           <w:sz w:val="22"/>
         </w:rPr>
         <w:t>Однажды подписанный, такой закон трудно отменить. Всегда найдётся новый повод продлить его действие, новая угроза, новое оправдание. История знает множество примеров «временных» мер, ставших постоянными.</w:t>
+      </w:r>
+    </w:p>
+    <w:p>
+      <w:pPr>
+        <w:spacing w:before="0" w:after="110" w:line="300" w:lineRule="auto"/>
+      </w:pPr>
+      <w:r>
+        <w:rPr>
+          <w:rFonts w:ascii="Times New Roman" w:hAnsi="Times New Roman" w:eastAsia="Malgun Gothic"/>
+          <w:b/>
+          <w:i w:val="0"/>
+          <w:sz w:val="22"/>
+        </w:rPr>
+        <w:t xml:space="preserve">Лёша: </w:t>
+      </w:r>
+      <w:r>
+        <w:rPr>
+          <w:rFonts w:ascii="Times New Roman" w:hAnsi="Times New Roman" w:eastAsia="Malgun Gothic"/>
+          <w:b w:val="0"/>
+          <w:i w:val="0"/>
+          <w:sz w:val="22"/>
+        </w:rPr>
+        <w:t>Например?</w:t>
+      </w:r>
+    </w:p>
+    <w:p>
+      <w:pPr>
+        <w:spacing w:before="0" w:after="110" w:line="300" w:lineRule="auto"/>
+      </w:pPr>
+      <w:r>
+        <w:rPr>
+          <w:rFonts w:ascii="Times New Roman" w:hAnsi="Times New Roman" w:eastAsia="Malgun Gothic"/>
+          <w:b/>
+          <w:i w:val="0"/>
+          <w:sz w:val="22"/>
+        </w:rPr>
+        <w:t xml:space="preserve">Ирина: </w:t>
+      </w:r>
+      <w:r>
+        <w:rPr>
+          <w:rFonts w:ascii="Times New Roman" w:hAnsi="Times New Roman" w:eastAsia="Malgun Gothic"/>
+          <w:b w:val="0"/>
+          <w:i w:val="0"/>
+          <w:sz w:val="22"/>
+        </w:rPr>
+        <w:t>Тысяча восемьсот восемьдесят первый год. После убийства Александра Второго принимают «Положение о мерах к охранению государственного порядка и общественного спокойствия». Усиленная охрана, чрезвычайная охрана, административная высылка без суда. Срок действия — три года. Временно, до успокоения.</w:t>
+      </w:r>
+    </w:p>
+    <w:p>
+      <w:pPr>
+        <w:spacing w:before="0" w:after="110" w:line="300" w:lineRule="auto"/>
+      </w:pPr>
+      <w:r>
+        <w:rPr>
+          <w:rFonts w:ascii="Times New Roman" w:hAnsi="Times New Roman" w:eastAsia="Malgun Gothic"/>
+          <w:b/>
+          <w:i w:val="0"/>
+          <w:sz w:val="22"/>
+        </w:rPr>
+        <w:t xml:space="preserve">Лёша: </w:t>
+      </w:r>
+      <w:r>
+        <w:rPr>
+          <w:rFonts w:ascii="Times New Roman" w:hAnsi="Times New Roman" w:eastAsia="Malgun Gothic"/>
+          <w:b w:val="0"/>
+          <w:i w:val="0"/>
+          <w:sz w:val="22"/>
+        </w:rPr>
+        <w:t>И сколько оно продержалось?</w:t>
+      </w:r>
+    </w:p>
+    <w:p>
+      <w:pPr>
+        <w:spacing w:before="0" w:after="110" w:line="300" w:lineRule="auto"/>
+      </w:pPr>
+      <w:r>
+        <w:rPr>
+          <w:rFonts w:ascii="Times New Roman" w:hAnsi="Times New Roman" w:eastAsia="Malgun Gothic"/>
+          <w:b/>
+          <w:i w:val="0"/>
+          <w:sz w:val="22"/>
+        </w:rPr>
+        <w:t xml:space="preserve">Ирина: </w:t>
+      </w:r>
+      <w:r>
+        <w:rPr>
+          <w:rFonts w:ascii="Times New Roman" w:hAnsi="Times New Roman" w:eastAsia="Malgun Gothic"/>
+          <w:b w:val="0"/>
+          <w:i w:val="0"/>
+          <w:sz w:val="22"/>
+        </w:rPr>
+        <w:t>Его продлевали каждые три года. До февраля семнадцатого. Тридцать шесть лет «временной» меры — и никто из тех, кто продлевал, не считал себя тираном. Каждый раз находилось новое покушение, новая стачка, новый повод.</w:t>
+      </w:r>
+    </w:p>
+    <w:p>
+      <w:pPr>
+        <w:spacing w:before="0" w:after="110" w:line="300" w:lineRule="auto"/>
+      </w:pPr>
+      <w:r>
+        <w:rPr>
+          <w:rFonts w:ascii="Times New Roman" w:hAnsi="Times New Roman" w:eastAsia="Malgun Gothic"/>
+          <w:b/>
+          <w:i w:val="0"/>
+          <w:sz w:val="22"/>
+        </w:rPr>
+        <w:t xml:space="preserve">Лёша: </w:t>
+      </w:r>
+      <w:r>
+        <w:rPr>
+          <w:rFonts w:ascii="Times New Roman" w:hAnsi="Times New Roman" w:eastAsia="Malgun Gothic"/>
+          <w:b w:val="0"/>
+          <w:i w:val="0"/>
+          <w:sz w:val="22"/>
+        </w:rPr>
+        <w:t>Это была другая страна, Ирина. Империя, без парламента.</w:t>
+      </w:r>
+    </w:p>
+    <w:p>
+      <w:pPr>
+        <w:spacing w:before="0" w:after="110" w:line="300" w:lineRule="auto"/>
+      </w:pPr>
+      <w:r>
+        <w:rPr>
+          <w:rFonts w:ascii="Times New Roman" w:hAnsi="Times New Roman" w:eastAsia="Malgun Gothic"/>
+          <w:b/>
+          <w:i w:val="0"/>
+          <w:sz w:val="22"/>
+        </w:rPr>
+        <w:t xml:space="preserve">Ирина: </w:t>
+      </w:r>
+      <w:r>
+        <w:rPr>
+          <w:rFonts w:ascii="Times New Roman" w:hAnsi="Times New Roman" w:eastAsia="Malgun Gothic"/>
+          <w:b w:val="0"/>
+          <w:i w:val="0"/>
+          <w:sz w:val="22"/>
+        </w:rPr>
+        <w:t>Парламент там появился в девятьсот шестом — Положение пережило и его. Дело не в стране, Алексей Николаевич. Закон, который удобен власти, власть не отменяет. Его отменяет только та власть, что приходит ей на смену.</w:t>
       </w:r>
     </w:p>
     <w:p>
